--- a/tema-5/tarea-5-5/solucion-tarea-5-5.docx
+++ b/tema-5/tarea-5-5/solucion-tarea-5-5.docx
@@ -1853,7 +1853,6 @@
         <w:t xml:space="preserve"> de tipo </w:t>
       </w:r>
       <w:proofErr w:type="spellStart"/>
-      <w:proofErr w:type="gramStart"/>
       <w:r>
         <w:t>String</w:t>
       </w:r>
@@ -1862,11 +1861,7 @@
         <w:t xml:space="preserve"> </w:t>
       </w:r>
       <w:r>
-        <w:t>,</w:t>
-      </w:r>
-      <w:proofErr w:type="gramEnd"/>
-      <w:r>
-        <w:t xml:space="preserve"> vamos a crear con el nodo </w:t>
+        <w:t xml:space="preserve">, vamos a crear con el nodo </w:t>
       </w:r>
       <w:proofErr w:type="spellStart"/>
       <w:r>
@@ -2205,17 +2200,12 @@
         <w:t xml:space="preserve"> </w:t>
       </w:r>
       <w:proofErr w:type="spellStart"/>
-      <w:proofErr w:type="gramStart"/>
       <w:r>
         <w:t>prediction</w:t>
       </w:r>
       <w:proofErr w:type="spellEnd"/>
       <w:r>
-        <w:t>(</w:t>
-      </w:r>
-      <w:proofErr w:type="gramEnd"/>
-      <w:r>
-        <w:t>Mean(</w:t>
+        <w:t>(Mean(</w:t>
       </w:r>
       <w:proofErr w:type="spellStart"/>
       <w:r>
@@ -2351,6 +2341,9 @@
         <w:pStyle w:val="Sinespaciado"/>
       </w:pPr>
       <w:r>
+        <w:rPr>
+          <w:noProof/>
+        </w:rPr>
         <w:drawing>
           <wp:inline distT="0" distB="0" distL="0" distR="0" wp14:anchorId="18ABCE14" wp14:editId="4526645D">
             <wp:extent cx="5400040" cy="4273550"/>
@@ -2421,6 +2414,9 @@
         <w:pStyle w:val="Sinespaciado"/>
       </w:pPr>
       <w:r>
+        <w:rPr>
+          <w:noProof/>
+        </w:rPr>
         <w:lastRenderedPageBreak/>
         <w:drawing>
           <wp:inline distT="0" distB="0" distL="0" distR="0" wp14:anchorId="6349F6AC" wp14:editId="3B3ECC12">
@@ -2464,6 +2460,9 @@
         <w:pStyle w:val="Sinespaciado"/>
       </w:pPr>
       <w:r>
+        <w:rPr>
+          <w:noProof/>
+        </w:rPr>
         <w:lastRenderedPageBreak/>
         <w:drawing>
           <wp:inline distT="0" distB="0" distL="0" distR="0" wp14:anchorId="4C87CA8B" wp14:editId="335ADEDE">
@@ -2544,6 +2543,9 @@
         <w:pStyle w:val="Sinespaciado"/>
       </w:pPr>
       <w:r>
+        <w:rPr>
+          <w:noProof/>
+        </w:rPr>
         <w:lastRenderedPageBreak/>
         <w:drawing>
           <wp:inline distT="0" distB="0" distL="0" distR="0" wp14:anchorId="7F804F99" wp14:editId="7F4E76B2">
@@ -2619,6 +2621,9 @@
         <w:pStyle w:val="Sinespaciado"/>
       </w:pPr>
       <w:r>
+        <w:rPr>
+          <w:noProof/>
+        </w:rPr>
         <w:lastRenderedPageBreak/>
         <w:drawing>
           <wp:inline distT="0" distB="0" distL="0" distR="0" wp14:anchorId="6AF02FA7" wp14:editId="2E61B039">
@@ -2691,6 +2696,9 @@
         <w:pStyle w:val="Sinespaciado"/>
       </w:pPr>
       <w:r>
+        <w:rPr>
+          <w:noProof/>
+        </w:rPr>
         <w:drawing>
           <wp:inline distT="0" distB="0" distL="0" distR="0" wp14:anchorId="001590E7" wp14:editId="48F5F990">
             <wp:extent cx="5400040" cy="770890"/>
@@ -2802,6 +2810,9 @@
         <w:pStyle w:val="Sinespaciado"/>
       </w:pPr>
       <w:r>
+        <w:rPr>
+          <w:noProof/>
+        </w:rPr>
         <w:lastRenderedPageBreak/>
         <w:drawing>
           <wp:inline distT="0" distB="0" distL="0" distR="0" wp14:anchorId="781825B2" wp14:editId="3099C7C3">
@@ -2874,6 +2885,9 @@
         <w:pStyle w:val="Sinespaciado"/>
       </w:pPr>
       <w:r>
+        <w:rPr>
+          <w:noProof/>
+        </w:rPr>
         <w:lastRenderedPageBreak/>
         <w:drawing>
           <wp:inline distT="0" distB="0" distL="0" distR="0" wp14:anchorId="3BBB7E20" wp14:editId="22E26399">
@@ -2943,6 +2957,9 @@
         <w:pStyle w:val="Sinespaciado"/>
       </w:pPr>
       <w:r>
+        <w:rPr>
+          <w:noProof/>
+        </w:rPr>
         <w:lastRenderedPageBreak/>
         <w:drawing>
           <wp:inline distT="0" distB="0" distL="0" distR="0" wp14:anchorId="00BADB19" wp14:editId="1B73FBA4">
@@ -2999,6 +3016,9 @@
         <w:pStyle w:val="Sinespaciado"/>
       </w:pPr>
       <w:r>
+        <w:rPr>
+          <w:noProof/>
+        </w:rPr>
         <w:lastRenderedPageBreak/>
         <w:drawing>
           <wp:inline distT="0" distB="0" distL="0" distR="0" wp14:anchorId="55103241" wp14:editId="0DCD792A">
@@ -3115,7 +3135,6 @@
       <w:pPr>
         <w:pStyle w:val="NormalWeb"/>
       </w:pPr>
-      <w:proofErr w:type="gramStart"/>
       <w:r>
         <w:rPr>
           <w:rFonts w:hAnsi="Symbol"/>
@@ -3130,185 +3149,1466 @@
           <w:b/>
           <w:bCs/>
         </w:rPr>
-        <w:t>Grupo</w:t>
-      </w:r>
-      <w:proofErr w:type="gramEnd"/>
+        <w:t>Grupo 0 - "Especialista Diésel":</w:t>
+      </w:r>
+      <w:r>
+        <w:t xml:space="preserve"> Coches exclusivamente Diésel, con kilometraje medio-alto (</w:t>
+      </w:r>
       <w:r>
         <w:rPr>
           <w:b/>
           <w:bCs/>
         </w:rPr>
-        <w:t xml:space="preserve"> 0 - "Especialista Diésel":</w:t>
-      </w:r>
-      <w:r>
-        <w:t xml:space="preserve"> Coches exclusivamente Diésel, con kilometraje medio-alto (</w:t>
+        <w:t>160k km</w:t>
+      </w:r>
+      <w:r>
+        <w:t>) y precios de entrada (</w:t>
       </w:r>
       <w:r>
         <w:rPr>
           <w:b/>
           <w:bCs/>
         </w:rPr>
-        <w:t>160k km</w:t>
-      </w:r>
-      <w:r>
-        <w:t>) y precios de entrada (</w:t>
+        <w:t>$38k</w:t>
+      </w:r>
+      <w:r>
+        <w:t>). Mercado de segunda mano funcional.</w:t>
+      </w:r>
+    </w:p>
+    <w:p>
+      <w:pPr>
+        <w:pStyle w:val="NormalWeb"/>
+      </w:pPr>
+      <w:r>
+        <w:rPr>
+          <w:rFonts w:hAnsi="Symbol"/>
+        </w:rPr>
+        <w:t></w:t>
+      </w:r>
+      <w:r>
+        <w:t xml:space="preserve">  </w:t>
       </w:r>
       <w:r>
         <w:rPr>
           <w:b/>
           <w:bCs/>
         </w:rPr>
-        <w:t>$38k</w:t>
-      </w:r>
-      <w:r>
-        <w:t>). Mercado de segunda mano funcional.</w:t>
-      </w:r>
-    </w:p>
-    <w:p>
-      <w:pPr>
-        <w:pStyle w:val="NormalWeb"/>
-      </w:pPr>
-      <w:proofErr w:type="gramStart"/>
-      <w:r>
-        <w:rPr>
-          <w:rFonts w:hAnsi="Symbol"/>
-        </w:rPr>
-        <w:t></w:t>
-      </w:r>
-      <w:r>
-        <w:t xml:space="preserve">  </w:t>
+        <w:t>Grupo 1 - "Estándar Gasolina":</w:t>
+      </w:r>
+      <w:r>
+        <w:t xml:space="preserve"> Coches exclusivamente de Gasolina. Son los más nuevos y con menos uso (</w:t>
       </w:r>
       <w:r>
         <w:rPr>
           <w:b/>
           <w:bCs/>
         </w:rPr>
-        <w:t>Grupo</w:t>
-      </w:r>
-      <w:proofErr w:type="gramEnd"/>
+        <w:t>67k km</w:t>
+      </w:r>
+      <w:r>
+        <w:t>), con un precio equilibrado (</w:t>
+      </w:r>
       <w:r>
         <w:rPr>
           <w:b/>
           <w:bCs/>
         </w:rPr>
-        <w:t xml:space="preserve"> 1 - "Estándar Gasolina":</w:t>
-      </w:r>
-      <w:r>
-        <w:t xml:space="preserve"> Coches exclusivamente de Gasolina. Son los más nuevos y con menos uso (</w:t>
+        <w:t>$44k</w:t>
+      </w:r>
+      <w:r>
+        <w:t>). El corazón del mercado BMW.</w:t>
+      </w:r>
+    </w:p>
+    <w:p>
+      <w:pPr>
+        <w:pStyle w:val="NormalWeb"/>
+      </w:pPr>
+      <w:r>
+        <w:rPr>
+          <w:rFonts w:hAnsi="Symbol"/>
+        </w:rPr>
+        <w:t></w:t>
+      </w:r>
+      <w:r>
+        <w:t xml:space="preserve">  </w:t>
       </w:r>
       <w:r>
         <w:rPr>
           <w:b/>
           <w:bCs/>
         </w:rPr>
-        <w:t>67k km</w:t>
-      </w:r>
-      <w:r>
-        <w:t>), con un precio equilibrado (</w:t>
+        <w:t>Grupo 2 - "Híbrido/Premium":</w:t>
+      </w:r>
+      <w:r>
+        <w:t xml:space="preserve"> El segmento de mayor valor. Mezcla coches Híbridos y de Gasolina potentes, con los precios más altos (</w:t>
       </w:r>
       <w:r>
         <w:rPr>
           <w:b/>
           <w:bCs/>
         </w:rPr>
-        <w:t>$44k</w:t>
-      </w:r>
-      <w:r>
-        <w:t>). El corazón del mercado BMW.</w:t>
-      </w:r>
-    </w:p>
-    <w:p>
-      <w:pPr>
-        <w:pStyle w:val="NormalWeb"/>
-      </w:pPr>
-      <w:proofErr w:type="gramStart"/>
-      <w:r>
-        <w:rPr>
-          <w:rFonts w:hAnsi="Symbol"/>
-        </w:rPr>
-        <w:t></w:t>
-      </w:r>
-      <w:r>
-        <w:t xml:space="preserve">  </w:t>
+        <w:t>+$60k</w:t>
+      </w:r>
+      <w:r>
+        <w:t>) y muy pocos kilómetros.</w:t>
+      </w:r>
+    </w:p>
+    <w:p>
+      <w:pPr>
+        <w:pStyle w:val="Sinespaciado"/>
+      </w:pPr>
+      <w:r>
+        <w:t xml:space="preserve">La diferencia principal es la </w:t>
       </w:r>
       <w:r>
         <w:rPr>
           <w:b/>
           <w:bCs/>
         </w:rPr>
-        <w:t>Grupo</w:t>
-      </w:r>
-      <w:proofErr w:type="gramEnd"/>
+        <w:t>especialización tecnológica</w:t>
+      </w:r>
+      <w:r>
+        <w:t>: el modelo ha separado los coches por su tipo de motor (</w:t>
+      </w:r>
       <w:r>
         <w:rPr>
           <w:b/>
           <w:bCs/>
         </w:rPr>
-        <w:t xml:space="preserve"> 2 - "Híbrido/Premium":</w:t>
-      </w:r>
-      <w:r>
-        <w:t xml:space="preserve"> El segmento de mayor valor. Mezcla coches Híbridos y de Gasolina potentes, con los precios más altos (</w:t>
-      </w:r>
-      <w:r>
+        <w:t>Diésel vs Gasolina vs Híbrido</w:t>
+      </w:r>
+      <w:r>
+        <w:t>)</w:t>
+      </w:r>
+    </w:p>
+    <w:p>
+      <w:r>
+        <w:br w:type="page"/>
+      </w:r>
+    </w:p>
+    <w:p>
+      <w:pPr>
+        <w:pStyle w:val="Sinespaciado"/>
         <w:rPr>
           <w:b/>
           <w:bCs/>
         </w:rPr>
-        <w:t>+$60k</w:t>
-      </w:r>
-      <w:r>
-        <w:t>) y muy pocos kilómetros.</w:t>
-      </w:r>
-    </w:p>
-    <w:p>
-      <w:pPr>
-        <w:pStyle w:val="Sinespaciado"/>
-      </w:pPr>
-      <w:r>
-        <w:t xml:space="preserve">La diferencia principal es la </w:t>
-      </w:r>
+      </w:pPr>
       <w:r>
         <w:rPr>
           <w:b/>
           <w:bCs/>
         </w:rPr>
-        <w:t>especialización tecnológica</w:t>
-      </w:r>
-      <w:r>
-        <w:t>: el modelo ha separado los coches por su tipo de motor (</w:t>
-      </w:r>
-      <w:r>
+        <w:lastRenderedPageBreak/>
+        <w:t>ASOCIACIÓN</w:t>
+      </w:r>
+    </w:p>
+    <w:p>
+      <w:pPr>
+        <w:pStyle w:val="Sinespaciado"/>
+      </w:pPr>
+      <w:r>
+        <w:t xml:space="preserve">1. Usamos 3 rule </w:t>
+      </w:r>
+      <w:proofErr w:type="spellStart"/>
+      <w:r>
+        <w:t>engine</w:t>
+      </w:r>
+      <w:proofErr w:type="spellEnd"/>
+      <w:r>
+        <w:t xml:space="preserve"> para transformar las variables numéricas en categóricas, en nuestro caso vamos a utilizar las variables</w:t>
+      </w:r>
+      <w:r>
+        <w:t xml:space="preserve">: </w:t>
+      </w:r>
+      <w:proofErr w:type="spellStart"/>
+      <w:r>
+        <w:t>petrol+Mean</w:t>
+      </w:r>
+      <w:proofErr w:type="spellEnd"/>
+      <w:r>
+        <w:t>(Mean(</w:t>
+      </w:r>
+      <w:proofErr w:type="spellStart"/>
+      <w:r>
+        <w:t>price_usd</w:t>
+      </w:r>
+      <w:proofErr w:type="spellEnd"/>
+      <w:r>
+        <w:t>))</w:t>
+      </w:r>
+      <w:r>
+        <w:t xml:space="preserve">, </w:t>
+      </w:r>
+      <w:proofErr w:type="spellStart"/>
+      <w:r>
+        <w:t>diesel+Mean</w:t>
+      </w:r>
+      <w:proofErr w:type="spellEnd"/>
+      <w:r>
+        <w:t>(Mean(</w:t>
+      </w:r>
+      <w:proofErr w:type="spellStart"/>
+      <w:r>
+        <w:t>mileage_km</w:t>
+      </w:r>
+      <w:proofErr w:type="spellEnd"/>
+      <w:r>
+        <w:t>))</w:t>
+      </w:r>
+      <w:r>
+        <w:t xml:space="preserve">, </w:t>
+      </w:r>
+      <w:proofErr w:type="spellStart"/>
+      <w:r>
+        <w:t>electric+Mean</w:t>
+      </w:r>
+      <w:proofErr w:type="spellEnd"/>
+      <w:r>
+        <w:t>(Mean(</w:t>
+      </w:r>
+      <w:proofErr w:type="spellStart"/>
+      <w:r>
+        <w:t>horsepower</w:t>
+      </w:r>
+      <w:proofErr w:type="spellEnd"/>
+      <w:r>
+        <w:t>))</w:t>
+      </w:r>
+    </w:p>
+    <w:p>
+      <w:pPr>
+        <w:pStyle w:val="Sinespaciado"/>
+      </w:pPr>
+    </w:p>
+    <w:p>
+      <w:pPr>
+        <w:pStyle w:val="Sinespaciado"/>
+      </w:pPr>
+      <w:r>
+        <w:drawing>
+          <wp:inline distT="0" distB="0" distL="0" distR="0" wp14:anchorId="292AA153" wp14:editId="2EF77306">
+            <wp:extent cx="5400040" cy="4218940"/>
+            <wp:effectExtent l="0" t="0" r="0" b="0"/>
+            <wp:docPr id="44" name="Imagen 44"/>
+            <wp:cNvGraphicFramePr>
+              <a:graphicFrameLocks xmlns:a="http://schemas.openxmlformats.org/drawingml/2006/main" noChangeAspect="1"/>
+            </wp:cNvGraphicFramePr>
+            <a:graphic xmlns:a="http://schemas.openxmlformats.org/drawingml/2006/main">
+              <a:graphicData uri="http://schemas.openxmlformats.org/drawingml/2006/picture">
+                <pic:pic xmlns:pic="http://schemas.openxmlformats.org/drawingml/2006/picture">
+                  <pic:nvPicPr>
+                    <pic:cNvPr id="1" name=""/>
+                    <pic:cNvPicPr/>
+                  </pic:nvPicPr>
+                  <pic:blipFill>
+                    <a:blip r:embed="rId39"/>
+                    <a:stretch>
+                      <a:fillRect/>
+                    </a:stretch>
+                  </pic:blipFill>
+                  <pic:spPr>
+                    <a:xfrm>
+                      <a:off x="0" y="0"/>
+                      <a:ext cx="5400040" cy="4218940"/>
+                    </a:xfrm>
+                    <a:prstGeom prst="rect">
+                      <a:avLst/>
+                    </a:prstGeom>
+                  </pic:spPr>
+                </pic:pic>
+              </a:graphicData>
+            </a:graphic>
+          </wp:inline>
+        </w:drawing>
+      </w:r>
+    </w:p>
+    <w:p>
+      <w:pPr>
+        <w:pStyle w:val="Sinespaciado"/>
+      </w:pPr>
+      <w:r>
+        <w:lastRenderedPageBreak/>
+        <w:drawing>
+          <wp:inline distT="0" distB="0" distL="0" distR="0" wp14:anchorId="4898D2A4" wp14:editId="46BCE8A7">
+            <wp:extent cx="5400040" cy="4273550"/>
+            <wp:effectExtent l="0" t="0" r="0" b="0"/>
+            <wp:docPr id="45" name="Imagen 45"/>
+            <wp:cNvGraphicFramePr>
+              <a:graphicFrameLocks xmlns:a="http://schemas.openxmlformats.org/drawingml/2006/main" noChangeAspect="1"/>
+            </wp:cNvGraphicFramePr>
+            <a:graphic xmlns:a="http://schemas.openxmlformats.org/drawingml/2006/main">
+              <a:graphicData uri="http://schemas.openxmlformats.org/drawingml/2006/picture">
+                <pic:pic xmlns:pic="http://schemas.openxmlformats.org/drawingml/2006/picture">
+                  <pic:nvPicPr>
+                    <pic:cNvPr id="1" name=""/>
+                    <pic:cNvPicPr/>
+                  </pic:nvPicPr>
+                  <pic:blipFill>
+                    <a:blip r:embed="rId40"/>
+                    <a:stretch>
+                      <a:fillRect/>
+                    </a:stretch>
+                  </pic:blipFill>
+                  <pic:spPr>
+                    <a:xfrm>
+                      <a:off x="0" y="0"/>
+                      <a:ext cx="5400040" cy="4273550"/>
+                    </a:xfrm>
+                    <a:prstGeom prst="rect">
+                      <a:avLst/>
+                    </a:prstGeom>
+                  </pic:spPr>
+                </pic:pic>
+              </a:graphicData>
+            </a:graphic>
+          </wp:inline>
+        </w:drawing>
+      </w:r>
+    </w:p>
+    <w:p>
+      <w:pPr>
+        <w:pStyle w:val="Sinespaciado"/>
+      </w:pPr>
+    </w:p>
+    <w:p>
+      <w:pPr>
+        <w:pStyle w:val="Sinespaciado"/>
+      </w:pPr>
+      <w:r>
+        <w:drawing>
+          <wp:inline distT="0" distB="0" distL="0" distR="0" wp14:anchorId="5899BB51" wp14:editId="18CC6B3C">
+            <wp:extent cx="5400040" cy="4323715"/>
+            <wp:effectExtent l="0" t="0" r="0" b="635"/>
+            <wp:docPr id="46" name="Imagen 46"/>
+            <wp:cNvGraphicFramePr>
+              <a:graphicFrameLocks xmlns:a="http://schemas.openxmlformats.org/drawingml/2006/main" noChangeAspect="1"/>
+            </wp:cNvGraphicFramePr>
+            <a:graphic xmlns:a="http://schemas.openxmlformats.org/drawingml/2006/main">
+              <a:graphicData uri="http://schemas.openxmlformats.org/drawingml/2006/picture">
+                <pic:pic xmlns:pic="http://schemas.openxmlformats.org/drawingml/2006/picture">
+                  <pic:nvPicPr>
+                    <pic:cNvPr id="1" name=""/>
+                    <pic:cNvPicPr/>
+                  </pic:nvPicPr>
+                  <pic:blipFill>
+                    <a:blip r:embed="rId41"/>
+                    <a:stretch>
+                      <a:fillRect/>
+                    </a:stretch>
+                  </pic:blipFill>
+                  <pic:spPr>
+                    <a:xfrm>
+                      <a:off x="0" y="0"/>
+                      <a:ext cx="5400040" cy="4323715"/>
+                    </a:xfrm>
+                    <a:prstGeom prst="rect">
+                      <a:avLst/>
+                    </a:prstGeom>
+                  </pic:spPr>
+                </pic:pic>
+              </a:graphicData>
+            </a:graphic>
+          </wp:inline>
+        </w:drawing>
+      </w:r>
+    </w:p>
+    <w:p>
+      <w:pPr>
+        <w:pStyle w:val="Sinespaciado"/>
+      </w:pPr>
+    </w:p>
+    <w:p>
+      <w:pPr>
+        <w:pStyle w:val="Sinespaciado"/>
+      </w:pPr>
+    </w:p>
+    <w:p>
+      <w:pPr>
+        <w:pStyle w:val="Sinespaciado"/>
+      </w:pPr>
+    </w:p>
+    <w:p>
+      <w:pPr>
+        <w:pStyle w:val="Sinespaciado"/>
+      </w:pPr>
+      <w:r>
+        <w:t xml:space="preserve">2. Utilizamos un </w:t>
+      </w:r>
+      <w:proofErr w:type="spellStart"/>
+      <w:r>
+        <w:t>column</w:t>
+      </w:r>
+      <w:proofErr w:type="spellEnd"/>
+      <w:r>
+        <w:t xml:space="preserve"> </w:t>
+      </w:r>
+      <w:proofErr w:type="spellStart"/>
+      <w:r>
+        <w:t>filter</w:t>
+      </w:r>
+      <w:proofErr w:type="spellEnd"/>
+      <w:r>
+        <w:t xml:space="preserve"> seleccionando las columnas creadas en el paso anterior</w:t>
+      </w:r>
+    </w:p>
+    <w:p>
+      <w:pPr>
+        <w:pStyle w:val="Sinespaciado"/>
+      </w:pPr>
+      <w:r>
+        <w:drawing>
+          <wp:inline distT="0" distB="0" distL="0" distR="0" wp14:anchorId="71268373" wp14:editId="6D8DC51E">
+            <wp:extent cx="4353533" cy="5068007"/>
+            <wp:effectExtent l="0" t="0" r="9525" b="0"/>
+            <wp:docPr id="47" name="Imagen 47"/>
+            <wp:cNvGraphicFramePr>
+              <a:graphicFrameLocks xmlns:a="http://schemas.openxmlformats.org/drawingml/2006/main" noChangeAspect="1"/>
+            </wp:cNvGraphicFramePr>
+            <a:graphic xmlns:a="http://schemas.openxmlformats.org/drawingml/2006/main">
+              <a:graphicData uri="http://schemas.openxmlformats.org/drawingml/2006/picture">
+                <pic:pic xmlns:pic="http://schemas.openxmlformats.org/drawingml/2006/picture">
+                  <pic:nvPicPr>
+                    <pic:cNvPr id="1" name=""/>
+                    <pic:cNvPicPr/>
+                  </pic:nvPicPr>
+                  <pic:blipFill>
+                    <a:blip r:embed="rId42"/>
+                    <a:stretch>
+                      <a:fillRect/>
+                    </a:stretch>
+                  </pic:blipFill>
+                  <pic:spPr>
+                    <a:xfrm>
+                      <a:off x="0" y="0"/>
+                      <a:ext cx="4353533" cy="5068007"/>
+                    </a:xfrm>
+                    <a:prstGeom prst="rect">
+                      <a:avLst/>
+                    </a:prstGeom>
+                  </pic:spPr>
+                </pic:pic>
+              </a:graphicData>
+            </a:graphic>
+          </wp:inline>
+        </w:drawing>
+      </w:r>
+    </w:p>
+    <w:p>
+      <w:pPr>
+        <w:pStyle w:val="Sinespaciado"/>
+      </w:pPr>
+      <w:r>
+        <w:t xml:space="preserve">3. Utilizamos un </w:t>
+      </w:r>
+      <w:proofErr w:type="spellStart"/>
+      <w:r>
+        <w:t>One</w:t>
+      </w:r>
+      <w:proofErr w:type="spellEnd"/>
+      <w:r>
+        <w:t xml:space="preserve"> </w:t>
+      </w:r>
+      <w:proofErr w:type="spellStart"/>
+      <w:r>
+        <w:t>to</w:t>
+      </w:r>
+      <w:proofErr w:type="spellEnd"/>
+      <w:r>
+        <w:t xml:space="preserve"> </w:t>
+      </w:r>
+      <w:proofErr w:type="spellStart"/>
+      <w:r>
+        <w:t>Many</w:t>
+      </w:r>
+      <w:proofErr w:type="spellEnd"/>
+      <w:r>
+        <w:t xml:space="preserve"> para categorizar las variables </w:t>
+      </w:r>
+      <w:proofErr w:type="spellStart"/>
+      <w:r>
+        <w:t>cat_precio</w:t>
+      </w:r>
+      <w:proofErr w:type="spellEnd"/>
+      <w:r>
+        <w:t xml:space="preserve"> con valores entre 0 y 1 </w:t>
+      </w:r>
+    </w:p>
+    <w:p>
+      <w:pPr>
+        <w:pStyle w:val="Sinespaciado"/>
+      </w:pPr>
+      <w:r>
+        <w:lastRenderedPageBreak/>
+        <w:drawing>
+          <wp:inline distT="0" distB="0" distL="0" distR="0" wp14:anchorId="0D234B7F" wp14:editId="1E13F512">
+            <wp:extent cx="4315427" cy="5020376"/>
+            <wp:effectExtent l="0" t="0" r="9525" b="8890"/>
+            <wp:docPr id="48" name="Imagen 48"/>
+            <wp:cNvGraphicFramePr>
+              <a:graphicFrameLocks xmlns:a="http://schemas.openxmlformats.org/drawingml/2006/main" noChangeAspect="1"/>
+            </wp:cNvGraphicFramePr>
+            <a:graphic xmlns:a="http://schemas.openxmlformats.org/drawingml/2006/main">
+              <a:graphicData uri="http://schemas.openxmlformats.org/drawingml/2006/picture">
+                <pic:pic xmlns:pic="http://schemas.openxmlformats.org/drawingml/2006/picture">
+                  <pic:nvPicPr>
+                    <pic:cNvPr id="1" name=""/>
+                    <pic:cNvPicPr/>
+                  </pic:nvPicPr>
+                  <pic:blipFill>
+                    <a:blip r:embed="rId43"/>
+                    <a:stretch>
+                      <a:fillRect/>
+                    </a:stretch>
+                  </pic:blipFill>
+                  <pic:spPr>
+                    <a:xfrm>
+                      <a:off x="0" y="0"/>
+                      <a:ext cx="4315427" cy="5020376"/>
+                    </a:xfrm>
+                    <a:prstGeom prst="rect">
+                      <a:avLst/>
+                    </a:prstGeom>
+                  </pic:spPr>
+                </pic:pic>
+              </a:graphicData>
+            </a:graphic>
+          </wp:inline>
+        </w:drawing>
+      </w:r>
+    </w:p>
+    <w:p>
+      <w:pPr>
+        <w:pStyle w:val="Sinespaciado"/>
+      </w:pPr>
+    </w:p>
+    <w:p>
+      <w:pPr>
+        <w:pStyle w:val="Sinespaciado"/>
+      </w:pPr>
+      <w:r>
+        <w:drawing>
+          <wp:inline distT="0" distB="0" distL="0" distR="0" wp14:anchorId="7EB46267" wp14:editId="5E309F97">
+            <wp:extent cx="5400040" cy="485775"/>
+            <wp:effectExtent l="0" t="0" r="0" b="9525"/>
+            <wp:docPr id="49" name="Imagen 49"/>
+            <wp:cNvGraphicFramePr>
+              <a:graphicFrameLocks xmlns:a="http://schemas.openxmlformats.org/drawingml/2006/main" noChangeAspect="1"/>
+            </wp:cNvGraphicFramePr>
+            <a:graphic xmlns:a="http://schemas.openxmlformats.org/drawingml/2006/main">
+              <a:graphicData uri="http://schemas.openxmlformats.org/drawingml/2006/picture">
+                <pic:pic xmlns:pic="http://schemas.openxmlformats.org/drawingml/2006/picture">
+                  <pic:nvPicPr>
+                    <pic:cNvPr id="1" name=""/>
+                    <pic:cNvPicPr/>
+                  </pic:nvPicPr>
+                  <pic:blipFill>
+                    <a:blip r:embed="rId44"/>
+                    <a:stretch>
+                      <a:fillRect/>
+                    </a:stretch>
+                  </pic:blipFill>
+                  <pic:spPr>
+                    <a:xfrm>
+                      <a:off x="0" y="0"/>
+                      <a:ext cx="5400040" cy="485775"/>
+                    </a:xfrm>
+                    <a:prstGeom prst="rect">
+                      <a:avLst/>
+                    </a:prstGeom>
+                  </pic:spPr>
+                </pic:pic>
+              </a:graphicData>
+            </a:graphic>
+          </wp:inline>
+        </w:drawing>
+      </w:r>
+    </w:p>
+    <w:p>
+      <w:pPr>
+        <w:pStyle w:val="Sinespaciado"/>
+      </w:pPr>
+    </w:p>
+    <w:p>
+      <w:pPr>
+        <w:pStyle w:val="Sinespaciado"/>
         <w:rPr>
           <w:b/>
           <w:bCs/>
         </w:rPr>
-        <w:t>Diésel vs Gasolina vs Híbrido</w:t>
-      </w:r>
-      <w:r>
-        <w:t>)</w:t>
-      </w:r>
-    </w:p>
-    <w:p>
-      <w:r>
-        <w:br w:type="page"/>
-      </w:r>
-    </w:p>
-    <w:p>
-      <w:pPr>
-        <w:pStyle w:val="Sinespaciado"/>
-        <w:rPr>
+      </w:pPr>
+      <w:r>
+        <w:t xml:space="preserve">4. Utilizamos un créate bit vector para </w:t>
+      </w:r>
+      <w:r>
+        <w:t>transform</w:t>
+      </w:r>
+      <w:r>
+        <w:t xml:space="preserve">ar </w:t>
+      </w:r>
+      <w:r>
+        <w:rPr>
+          <w:rStyle w:val="Textoennegrita"/>
+          <w:b w:val="0"/>
+          <w:bCs w:val="0"/>
+        </w:rPr>
+        <w:t xml:space="preserve">datos categóricos </w:t>
+      </w:r>
+      <w:r>
+        <w:rPr>
+          <w:rStyle w:val="Textoennegrita"/>
+          <w:b w:val="0"/>
+          <w:bCs w:val="0"/>
+        </w:rPr>
+        <w:t>a</w:t>
+      </w:r>
+      <w:r>
+        <w:rPr>
+          <w:rStyle w:val="Textoennegrita"/>
+          <w:b w:val="0"/>
+          <w:bCs w:val="0"/>
+        </w:rPr>
+        <w:t xml:space="preserve"> un formato binario</w:t>
+      </w:r>
+    </w:p>
+    <w:p>
+      <w:pPr>
+        <w:pStyle w:val="Sinespaciado"/>
+      </w:pPr>
+      <w:r>
+        <w:lastRenderedPageBreak/>
+        <w:drawing>
+          <wp:inline distT="0" distB="0" distL="0" distR="0" wp14:anchorId="60180919" wp14:editId="37D4713F">
+            <wp:extent cx="5400040" cy="5765165"/>
+            <wp:effectExtent l="0" t="0" r="0" b="6985"/>
+            <wp:docPr id="51" name="Imagen 51"/>
+            <wp:cNvGraphicFramePr>
+              <a:graphicFrameLocks xmlns:a="http://schemas.openxmlformats.org/drawingml/2006/main" noChangeAspect="1"/>
+            </wp:cNvGraphicFramePr>
+            <a:graphic xmlns:a="http://schemas.openxmlformats.org/drawingml/2006/main">
+              <a:graphicData uri="http://schemas.openxmlformats.org/drawingml/2006/picture">
+                <pic:pic xmlns:pic="http://schemas.openxmlformats.org/drawingml/2006/picture">
+                  <pic:nvPicPr>
+                    <pic:cNvPr id="1" name=""/>
+                    <pic:cNvPicPr/>
+                  </pic:nvPicPr>
+                  <pic:blipFill>
+                    <a:blip r:embed="rId45"/>
+                    <a:stretch>
+                      <a:fillRect/>
+                    </a:stretch>
+                  </pic:blipFill>
+                  <pic:spPr>
+                    <a:xfrm>
+                      <a:off x="0" y="0"/>
+                      <a:ext cx="5400040" cy="5765165"/>
+                    </a:xfrm>
+                    <a:prstGeom prst="rect">
+                      <a:avLst/>
+                    </a:prstGeom>
+                  </pic:spPr>
+                </pic:pic>
+              </a:graphicData>
+            </a:graphic>
+          </wp:inline>
+        </w:drawing>
+      </w:r>
+    </w:p>
+    <w:p>
+      <w:pPr>
+        <w:pStyle w:val="Sinespaciado"/>
+      </w:pPr>
+      <w:r>
+        <w:t xml:space="preserve"> </w:t>
+      </w:r>
+    </w:p>
+    <w:p>
+      <w:pPr>
+        <w:pStyle w:val="Sinespaciado"/>
+      </w:pPr>
+      <w:r>
+        <w:t xml:space="preserve">5. Utilizamos un </w:t>
+      </w:r>
+      <w:proofErr w:type="spellStart"/>
+      <w:r>
+        <w:t>association</w:t>
+      </w:r>
+      <w:proofErr w:type="spellEnd"/>
+      <w:r>
+        <w:t xml:space="preserve"> rule </w:t>
+      </w:r>
+      <w:proofErr w:type="spellStart"/>
+      <w:r>
+        <w:t>learner</w:t>
+      </w:r>
+      <w:proofErr w:type="spellEnd"/>
+      <w:r>
+        <w:t xml:space="preserve"> para descubrir los patrones.</w:t>
+      </w:r>
+    </w:p>
+    <w:p>
+      <w:pPr>
+        <w:pStyle w:val="Sinespaciado"/>
+      </w:pPr>
+      <w:r>
+        <w:drawing>
+          <wp:inline distT="0" distB="0" distL="0" distR="0" wp14:anchorId="54649B44" wp14:editId="4A744B2F">
+            <wp:extent cx="5400040" cy="1938655"/>
+            <wp:effectExtent l="0" t="0" r="0" b="4445"/>
+            <wp:docPr id="52" name="Imagen 52"/>
+            <wp:cNvGraphicFramePr>
+              <a:graphicFrameLocks xmlns:a="http://schemas.openxmlformats.org/drawingml/2006/main" noChangeAspect="1"/>
+            </wp:cNvGraphicFramePr>
+            <a:graphic xmlns:a="http://schemas.openxmlformats.org/drawingml/2006/main">
+              <a:graphicData uri="http://schemas.openxmlformats.org/drawingml/2006/picture">
+                <pic:pic xmlns:pic="http://schemas.openxmlformats.org/drawingml/2006/picture">
+                  <pic:nvPicPr>
+                    <pic:cNvPr id="1" name=""/>
+                    <pic:cNvPicPr/>
+                  </pic:nvPicPr>
+                  <pic:blipFill>
+                    <a:blip r:embed="rId46"/>
+                    <a:stretch>
+                      <a:fillRect/>
+                    </a:stretch>
+                  </pic:blipFill>
+                  <pic:spPr>
+                    <a:xfrm>
+                      <a:off x="0" y="0"/>
+                      <a:ext cx="5400040" cy="1938655"/>
+                    </a:xfrm>
+                    <a:prstGeom prst="rect">
+                      <a:avLst/>
+                    </a:prstGeom>
+                  </pic:spPr>
+                </pic:pic>
+              </a:graphicData>
+            </a:graphic>
+          </wp:inline>
+        </w:drawing>
+      </w:r>
+    </w:p>
+    <w:p>
+      <w:pPr>
+        <w:pStyle w:val="Sinespaciado"/>
+      </w:pPr>
+    </w:p>
+    <w:p>
+      <w:pPr>
+        <w:pStyle w:val="font-claude-response-body"/>
+        <w:rPr>
+          <w:rFonts w:asciiTheme="minorHAnsi" w:hAnsiTheme="minorHAnsi" w:cstheme="minorHAnsi"/>
+          <w:sz w:val="22"/>
+          <w:szCs w:val="22"/>
+        </w:rPr>
+      </w:pPr>
+      <w:r>
+        <w:rPr>
+          <w:rFonts w:asciiTheme="minorHAnsi" w:hAnsiTheme="minorHAnsi" w:cstheme="minorHAnsi"/>
+          <w:sz w:val="22"/>
+          <w:szCs w:val="22"/>
+        </w:rPr>
+        <w:lastRenderedPageBreak/>
+        <w:t xml:space="preserve">¿Qué patrones has detectado?: </w:t>
+      </w:r>
+      <w:proofErr w:type="spellStart"/>
+      <w:r>
+        <w:rPr>
+          <w:rFonts w:asciiTheme="minorHAnsi" w:hAnsiTheme="minorHAnsi" w:cstheme="minorHAnsi"/>
           <w:b/>
           <w:bCs/>
-        </w:rPr>
-      </w:pPr>
-      <w:r>
-        <w:rPr>
+          <w:sz w:val="22"/>
+          <w:szCs w:val="22"/>
+        </w:rPr>
+        <w:t>cat_price_usd</w:t>
+      </w:r>
+      <w:proofErr w:type="spellEnd"/>
+      <w:r>
+        <w:rPr>
+          <w:rFonts w:asciiTheme="minorHAnsi" w:hAnsiTheme="minorHAnsi" w:cstheme="minorHAnsi"/>
           <w:b/>
           <w:bCs/>
-        </w:rPr>
-        <w:lastRenderedPageBreak/>
-        <w:t>ASOCIACIÓN</w:t>
-      </w:r>
+          <w:sz w:val="22"/>
+          <w:szCs w:val="22"/>
+        </w:rPr>
+        <w:t xml:space="preserve">, </w:t>
+      </w:r>
+      <w:proofErr w:type="spellStart"/>
+      <w:r>
+        <w:rPr>
+          <w:rFonts w:asciiTheme="minorHAnsi" w:hAnsiTheme="minorHAnsi" w:cstheme="minorHAnsi"/>
+          <w:b/>
+          <w:bCs/>
+          <w:sz w:val="22"/>
+          <w:szCs w:val="22"/>
+        </w:rPr>
+        <w:t>cat_mileage_km</w:t>
+      </w:r>
+      <w:proofErr w:type="spellEnd"/>
+      <w:r>
+        <w:rPr>
+          <w:rFonts w:asciiTheme="minorHAnsi" w:hAnsiTheme="minorHAnsi" w:cstheme="minorHAnsi"/>
+          <w:b/>
+          <w:bCs/>
+          <w:sz w:val="22"/>
+          <w:szCs w:val="22"/>
+        </w:rPr>
+        <w:t xml:space="preserve"> y </w:t>
+      </w:r>
+      <w:proofErr w:type="spellStart"/>
+      <w:r>
+        <w:rPr>
+          <w:rFonts w:asciiTheme="minorHAnsi" w:hAnsiTheme="minorHAnsi" w:cstheme="minorHAnsi"/>
+          <w:b/>
+          <w:bCs/>
+          <w:sz w:val="22"/>
+          <w:szCs w:val="22"/>
+        </w:rPr>
+        <w:t>cat_horsepower</w:t>
+      </w:r>
+      <w:proofErr w:type="spellEnd"/>
+      <w:r>
+        <w:rPr>
+          <w:rFonts w:asciiTheme="minorHAnsi" w:hAnsiTheme="minorHAnsi" w:cstheme="minorHAnsi"/>
+          <w:b/>
+          <w:bCs/>
+          <w:sz w:val="22"/>
+          <w:szCs w:val="22"/>
+        </w:rPr>
+        <w:t xml:space="preserve"> tienen soporte = 1</w:t>
+      </w:r>
+      <w:r>
+        <w:rPr>
+          <w:rFonts w:asciiTheme="minorHAnsi" w:hAnsiTheme="minorHAnsi" w:cstheme="minorHAnsi"/>
+          <w:sz w:val="22"/>
+          <w:szCs w:val="22"/>
+        </w:rPr>
+        <w:t xml:space="preserve">, lo que significa que estas tres variables aparecen en el </w:t>
+      </w:r>
+      <w:r>
+        <w:rPr>
+          <w:rFonts w:asciiTheme="minorHAnsi" w:hAnsiTheme="minorHAnsi" w:cstheme="minorHAnsi"/>
+          <w:b/>
+          <w:bCs/>
+          <w:sz w:val="22"/>
+          <w:szCs w:val="22"/>
+        </w:rPr>
+        <w:t>100% de los registros</w:t>
+      </w:r>
+      <w:r>
+        <w:rPr>
+          <w:rFonts w:asciiTheme="minorHAnsi" w:hAnsiTheme="minorHAnsi" w:cstheme="minorHAnsi"/>
+          <w:sz w:val="22"/>
+          <w:szCs w:val="22"/>
+        </w:rPr>
+        <w:t xml:space="preserve">. Sin embargo, esto indica que las categorías dominantes en el </w:t>
+      </w:r>
+      <w:proofErr w:type="spellStart"/>
+      <w:r>
+        <w:rPr>
+          <w:rFonts w:asciiTheme="minorHAnsi" w:hAnsiTheme="minorHAnsi" w:cstheme="minorHAnsi"/>
+          <w:sz w:val="22"/>
+          <w:szCs w:val="22"/>
+        </w:rPr>
+        <w:t>dataset</w:t>
+      </w:r>
+      <w:proofErr w:type="spellEnd"/>
+      <w:r>
+        <w:rPr>
+          <w:rFonts w:asciiTheme="minorHAnsi" w:hAnsiTheme="minorHAnsi" w:cstheme="minorHAnsi"/>
+          <w:sz w:val="22"/>
+          <w:szCs w:val="22"/>
+        </w:rPr>
+        <w:t xml:space="preserve"> son:</w:t>
+      </w:r>
+    </w:p>
+    <w:p>
+      <w:pPr>
+        <w:numPr>
+          <w:ilvl w:val="0"/>
+          <w:numId w:val="6"/>
+        </w:numPr>
+        <w:spacing w:before="100" w:beforeAutospacing="1" w:after="100" w:afterAutospacing="1" w:line="240" w:lineRule="auto"/>
+        <w:rPr>
+          <w:rFonts w:eastAsia="Times New Roman" w:cstheme="minorHAnsi"/>
+          <w:lang w:eastAsia="es-ES"/>
+        </w:rPr>
+      </w:pPr>
+      <w:r>
+        <w:rPr>
+          <w:rFonts w:eastAsia="Times New Roman" w:cstheme="minorHAnsi"/>
+          <w:lang w:eastAsia="es-ES"/>
+        </w:rPr>
+        <w:t xml:space="preserve">Precio: </w:t>
+      </w:r>
+      <w:proofErr w:type="spellStart"/>
+      <w:r>
+        <w:rPr>
+          <w:rFonts w:eastAsia="Times New Roman" w:cstheme="minorHAnsi"/>
+          <w:b/>
+          <w:bCs/>
+          <w:lang w:eastAsia="es-ES"/>
+        </w:rPr>
+        <w:t>Petrol_Estandar</w:t>
+      </w:r>
+      <w:proofErr w:type="spellEnd"/>
+    </w:p>
+    <w:p>
+      <w:pPr>
+        <w:numPr>
+          <w:ilvl w:val="0"/>
+          <w:numId w:val="6"/>
+        </w:numPr>
+        <w:spacing w:before="100" w:beforeAutospacing="1" w:after="100" w:afterAutospacing="1" w:line="240" w:lineRule="auto"/>
+        <w:rPr>
+          <w:rFonts w:eastAsia="Times New Roman" w:cstheme="minorHAnsi"/>
+          <w:lang w:eastAsia="es-ES"/>
+        </w:rPr>
+      </w:pPr>
+      <w:r>
+        <w:rPr>
+          <w:rFonts w:eastAsia="Times New Roman" w:cstheme="minorHAnsi"/>
+          <w:lang w:eastAsia="es-ES"/>
+        </w:rPr>
+        <w:t xml:space="preserve">Kilometraje: </w:t>
+      </w:r>
+      <w:proofErr w:type="spellStart"/>
+      <w:r>
+        <w:rPr>
+          <w:rFonts w:eastAsia="Times New Roman" w:cstheme="minorHAnsi"/>
+          <w:b/>
+          <w:bCs/>
+          <w:lang w:eastAsia="es-ES"/>
+        </w:rPr>
+        <w:t>Diesel_Poco_Usado</w:t>
+      </w:r>
+      <w:proofErr w:type="spellEnd"/>
+    </w:p>
+    <w:p>
+      <w:pPr>
+        <w:numPr>
+          <w:ilvl w:val="0"/>
+          <w:numId w:val="6"/>
+        </w:numPr>
+        <w:spacing w:before="100" w:beforeAutospacing="1" w:after="100" w:afterAutospacing="1" w:line="240" w:lineRule="auto"/>
+        <w:rPr>
+          <w:rFonts w:eastAsia="Times New Roman" w:cstheme="minorHAnsi"/>
+          <w:lang w:eastAsia="es-ES"/>
+        </w:rPr>
+      </w:pPr>
+      <w:r>
+        <w:rPr>
+          <w:rFonts w:eastAsia="Times New Roman" w:cstheme="minorHAnsi"/>
+          <w:lang w:eastAsia="es-ES"/>
+        </w:rPr>
+        <w:t xml:space="preserve">Motor: principalmente </w:t>
+      </w:r>
+      <w:proofErr w:type="spellStart"/>
+      <w:r>
+        <w:rPr>
+          <w:rFonts w:eastAsia="Times New Roman" w:cstheme="minorHAnsi"/>
+          <w:b/>
+          <w:bCs/>
+          <w:lang w:eastAsia="es-ES"/>
+        </w:rPr>
+        <w:t>Electrico_Potente</w:t>
+      </w:r>
+      <w:proofErr w:type="spellEnd"/>
+    </w:p>
+    <w:p>
+      <w:pPr>
+        <w:spacing w:before="100" w:beforeAutospacing="1" w:after="100" w:afterAutospacing="1" w:line="240" w:lineRule="auto"/>
+        <w:rPr>
+          <w:rFonts w:eastAsia="Times New Roman" w:cstheme="minorHAnsi"/>
+          <w:lang w:eastAsia="es-ES"/>
+        </w:rPr>
+      </w:pPr>
+      <w:r>
+        <w:rPr>
+          <w:rFonts w:eastAsia="Times New Roman" w:cstheme="minorHAnsi"/>
+          <w:lang w:eastAsia="es-ES"/>
+        </w:rPr>
+        <w:t xml:space="preserve">El patrón más claro es que la combinación </w:t>
+      </w:r>
+      <w:proofErr w:type="spellStart"/>
+      <w:r>
+        <w:rPr>
+          <w:rFonts w:eastAsia="Times New Roman" w:cstheme="minorHAnsi"/>
+          <w:b/>
+          <w:bCs/>
+          <w:lang w:eastAsia="es-ES"/>
+        </w:rPr>
+        <w:t>Petrol_Estandar</w:t>
+      </w:r>
+      <w:proofErr w:type="spellEnd"/>
+      <w:r>
+        <w:rPr>
+          <w:rFonts w:eastAsia="Times New Roman" w:cstheme="minorHAnsi"/>
+          <w:b/>
+          <w:bCs/>
+          <w:lang w:eastAsia="es-ES"/>
+        </w:rPr>
+        <w:t xml:space="preserve"> + </w:t>
+      </w:r>
+      <w:proofErr w:type="spellStart"/>
+      <w:r>
+        <w:rPr>
+          <w:rFonts w:eastAsia="Times New Roman" w:cstheme="minorHAnsi"/>
+          <w:b/>
+          <w:bCs/>
+          <w:lang w:eastAsia="es-ES"/>
+        </w:rPr>
+        <w:t>Diesel_Poco_Usado</w:t>
+      </w:r>
+      <w:proofErr w:type="spellEnd"/>
+      <w:r>
+        <w:rPr>
+          <w:rFonts w:eastAsia="Times New Roman" w:cstheme="minorHAnsi"/>
+          <w:lang w:eastAsia="es-ES"/>
+        </w:rPr>
+        <w:t xml:space="preserve"> aparece de forma muy recurrente junto a distintos tipos de motor.</w:t>
+      </w:r>
+    </w:p>
+    <w:p>
+      <w:pPr>
+        <w:spacing w:before="100" w:beforeAutospacing="1" w:after="100" w:afterAutospacing="1" w:line="240" w:lineRule="auto"/>
+        <w:outlineLvl w:val="1"/>
+        <w:rPr>
+          <w:rFonts w:ascii="Times New Roman" w:eastAsia="Times New Roman" w:hAnsi="Times New Roman" w:cs="Times New Roman"/>
+          <w:b/>
+          <w:bCs/>
+          <w:sz w:val="36"/>
+          <w:szCs w:val="36"/>
+          <w:lang w:eastAsia="es-ES"/>
+        </w:rPr>
+      </w:pPr>
+      <w:r>
+        <w:rPr>
+          <w:rFonts w:ascii="Times New Roman" w:eastAsia="Times New Roman" w:hAnsi="Times New Roman" w:cs="Times New Roman"/>
+          <w:b/>
+          <w:bCs/>
+          <w:sz w:val="36"/>
+          <w:szCs w:val="36"/>
+          <w:lang w:eastAsia="es-ES"/>
+        </w:rPr>
+        <w:t xml:space="preserve">¿Qué has aprendido sobre el </w:t>
+      </w:r>
+      <w:proofErr w:type="spellStart"/>
+      <w:r>
+        <w:rPr>
+          <w:rFonts w:ascii="Times New Roman" w:eastAsia="Times New Roman" w:hAnsi="Times New Roman" w:cs="Times New Roman"/>
+          <w:b/>
+          <w:bCs/>
+          <w:sz w:val="36"/>
+          <w:szCs w:val="36"/>
+          <w:lang w:eastAsia="es-ES"/>
+        </w:rPr>
+        <w:t>dataset</w:t>
+      </w:r>
+      <w:proofErr w:type="spellEnd"/>
+      <w:r>
+        <w:rPr>
+          <w:rFonts w:ascii="Times New Roman" w:eastAsia="Times New Roman" w:hAnsi="Times New Roman" w:cs="Times New Roman"/>
+          <w:b/>
+          <w:bCs/>
+          <w:sz w:val="36"/>
+          <w:szCs w:val="36"/>
+          <w:lang w:eastAsia="es-ES"/>
+        </w:rPr>
+        <w:t>?</w:t>
+      </w:r>
+    </w:p>
+    <w:p>
+      <w:pPr>
+        <w:numPr>
+          <w:ilvl w:val="0"/>
+          <w:numId w:val="7"/>
+        </w:numPr>
+        <w:spacing w:before="100" w:beforeAutospacing="1" w:after="100" w:afterAutospacing="1" w:line="240" w:lineRule="auto"/>
+        <w:rPr>
+          <w:rFonts w:ascii="Times New Roman" w:eastAsia="Times New Roman" w:hAnsi="Times New Roman" w:cs="Times New Roman"/>
+          <w:sz w:val="24"/>
+          <w:szCs w:val="24"/>
+          <w:lang w:eastAsia="es-ES"/>
+        </w:rPr>
+      </w:pPr>
+      <w:r>
+        <w:rPr>
+          <w:rFonts w:ascii="Times New Roman" w:eastAsia="Times New Roman" w:hAnsi="Times New Roman" w:cs="Times New Roman"/>
+          <w:sz w:val="24"/>
+          <w:szCs w:val="24"/>
+          <w:lang w:eastAsia="es-ES"/>
+        </w:rPr>
+        <w:t xml:space="preserve">El </w:t>
+      </w:r>
+      <w:proofErr w:type="spellStart"/>
+      <w:r>
+        <w:rPr>
+          <w:rFonts w:ascii="Times New Roman" w:eastAsia="Times New Roman" w:hAnsi="Times New Roman" w:cs="Times New Roman"/>
+          <w:sz w:val="24"/>
+          <w:szCs w:val="24"/>
+          <w:lang w:eastAsia="es-ES"/>
+        </w:rPr>
+        <w:t>dataset</w:t>
+      </w:r>
+      <w:proofErr w:type="spellEnd"/>
+      <w:r>
+        <w:rPr>
+          <w:rFonts w:ascii="Times New Roman" w:eastAsia="Times New Roman" w:hAnsi="Times New Roman" w:cs="Times New Roman"/>
+          <w:sz w:val="24"/>
+          <w:szCs w:val="24"/>
+          <w:lang w:eastAsia="es-ES"/>
+        </w:rPr>
+        <w:t xml:space="preserve"> está </w:t>
+      </w:r>
+      <w:r>
+        <w:rPr>
+          <w:rFonts w:ascii="Times New Roman" w:eastAsia="Times New Roman" w:hAnsi="Times New Roman" w:cs="Times New Roman"/>
+          <w:b/>
+          <w:bCs/>
+          <w:sz w:val="24"/>
+          <w:szCs w:val="24"/>
+          <w:lang w:eastAsia="es-ES"/>
+        </w:rPr>
+        <w:t>muy concentrado</w:t>
+      </w:r>
+      <w:r>
+        <w:rPr>
+          <w:rFonts w:ascii="Times New Roman" w:eastAsia="Times New Roman" w:hAnsi="Times New Roman" w:cs="Times New Roman"/>
+          <w:sz w:val="24"/>
+          <w:szCs w:val="24"/>
+          <w:lang w:eastAsia="es-ES"/>
+        </w:rPr>
+        <w:t xml:space="preserve"> en un perfil de coche concreto: precio estándar, poco kilometraje y motor eléctrico potente.</w:t>
+      </w:r>
+    </w:p>
+    <w:p>
+      <w:pPr>
+        <w:numPr>
+          <w:ilvl w:val="0"/>
+          <w:numId w:val="7"/>
+        </w:numPr>
+        <w:spacing w:before="100" w:beforeAutospacing="1" w:after="100" w:afterAutospacing="1" w:line="240" w:lineRule="auto"/>
+        <w:rPr>
+          <w:rFonts w:ascii="Times New Roman" w:eastAsia="Times New Roman" w:hAnsi="Times New Roman" w:cs="Times New Roman"/>
+          <w:sz w:val="24"/>
+          <w:szCs w:val="24"/>
+          <w:lang w:eastAsia="es-ES"/>
+        </w:rPr>
+      </w:pPr>
+      <w:r>
+        <w:rPr>
+          <w:rFonts w:ascii="Times New Roman" w:eastAsia="Times New Roman" w:hAnsi="Times New Roman" w:cs="Times New Roman"/>
+          <w:sz w:val="24"/>
+          <w:szCs w:val="24"/>
+          <w:lang w:eastAsia="es-ES"/>
+        </w:rPr>
+        <w:t xml:space="preserve">Las columnas categóricas generadas por los Rule </w:t>
+      </w:r>
+      <w:proofErr w:type="spellStart"/>
+      <w:r>
+        <w:rPr>
+          <w:rFonts w:ascii="Times New Roman" w:eastAsia="Times New Roman" w:hAnsi="Times New Roman" w:cs="Times New Roman"/>
+          <w:sz w:val="24"/>
+          <w:szCs w:val="24"/>
+          <w:lang w:eastAsia="es-ES"/>
+        </w:rPr>
+        <w:t>Engine</w:t>
+      </w:r>
+      <w:proofErr w:type="spellEnd"/>
+      <w:r>
+        <w:rPr>
+          <w:rFonts w:ascii="Times New Roman" w:eastAsia="Times New Roman" w:hAnsi="Times New Roman" w:cs="Times New Roman"/>
+          <w:sz w:val="24"/>
+          <w:szCs w:val="24"/>
+          <w:lang w:eastAsia="es-ES"/>
+        </w:rPr>
+        <w:t xml:space="preserve"> funcionaron correctamente, produciendo 4 categorías de motor: </w:t>
+      </w:r>
+      <w:proofErr w:type="spellStart"/>
+      <w:r>
+        <w:rPr>
+          <w:rFonts w:ascii="Times New Roman" w:eastAsia="Times New Roman" w:hAnsi="Times New Roman" w:cs="Times New Roman"/>
+          <w:sz w:val="24"/>
+          <w:szCs w:val="24"/>
+          <w:lang w:eastAsia="es-ES"/>
+        </w:rPr>
+        <w:t>Petrol_Estandar</w:t>
+      </w:r>
+      <w:proofErr w:type="spellEnd"/>
+      <w:r>
+        <w:rPr>
+          <w:rFonts w:ascii="Times New Roman" w:eastAsia="Times New Roman" w:hAnsi="Times New Roman" w:cs="Times New Roman"/>
+          <w:sz w:val="24"/>
+          <w:szCs w:val="24"/>
+          <w:lang w:eastAsia="es-ES"/>
+        </w:rPr>
+        <w:t xml:space="preserve">, </w:t>
+      </w:r>
+      <w:proofErr w:type="spellStart"/>
+      <w:r>
+        <w:rPr>
+          <w:rFonts w:ascii="Times New Roman" w:eastAsia="Times New Roman" w:hAnsi="Times New Roman" w:cs="Times New Roman"/>
+          <w:sz w:val="24"/>
+          <w:szCs w:val="24"/>
+          <w:lang w:eastAsia="es-ES"/>
+        </w:rPr>
+        <w:t>Diesel_Poco_Usado</w:t>
+      </w:r>
+      <w:proofErr w:type="spellEnd"/>
+      <w:r>
+        <w:rPr>
+          <w:rFonts w:ascii="Times New Roman" w:eastAsia="Times New Roman" w:hAnsi="Times New Roman" w:cs="Times New Roman"/>
+          <w:sz w:val="24"/>
+          <w:szCs w:val="24"/>
+          <w:lang w:eastAsia="es-ES"/>
+        </w:rPr>
+        <w:t xml:space="preserve">, </w:t>
+      </w:r>
+      <w:proofErr w:type="spellStart"/>
+      <w:r>
+        <w:rPr>
+          <w:rFonts w:ascii="Times New Roman" w:eastAsia="Times New Roman" w:hAnsi="Times New Roman" w:cs="Times New Roman"/>
+          <w:sz w:val="24"/>
+          <w:szCs w:val="24"/>
+          <w:lang w:eastAsia="es-ES"/>
+        </w:rPr>
+        <w:t>Electrico_Potente</w:t>
+      </w:r>
+      <w:proofErr w:type="spellEnd"/>
+      <w:r>
+        <w:rPr>
+          <w:rFonts w:ascii="Times New Roman" w:eastAsia="Times New Roman" w:hAnsi="Times New Roman" w:cs="Times New Roman"/>
+          <w:sz w:val="24"/>
+          <w:szCs w:val="24"/>
+          <w:lang w:eastAsia="es-ES"/>
+        </w:rPr>
+        <w:t xml:space="preserve"> y </w:t>
+      </w:r>
+      <w:proofErr w:type="spellStart"/>
+      <w:r>
+        <w:rPr>
+          <w:rFonts w:ascii="Times New Roman" w:eastAsia="Times New Roman" w:hAnsi="Times New Roman" w:cs="Times New Roman"/>
+          <w:sz w:val="24"/>
+          <w:szCs w:val="24"/>
+          <w:lang w:eastAsia="es-ES"/>
+        </w:rPr>
+        <w:t>Otros_Motores</w:t>
+      </w:r>
+      <w:proofErr w:type="spellEnd"/>
+      <w:r>
+        <w:rPr>
+          <w:rFonts w:ascii="Times New Roman" w:eastAsia="Times New Roman" w:hAnsi="Times New Roman" w:cs="Times New Roman"/>
+          <w:sz w:val="24"/>
+          <w:szCs w:val="24"/>
+          <w:lang w:eastAsia="es-ES"/>
+        </w:rPr>
+        <w:t>.</w:t>
+      </w:r>
+    </w:p>
+    <w:p>
+      <w:pPr>
+        <w:numPr>
+          <w:ilvl w:val="0"/>
+          <w:numId w:val="7"/>
+        </w:numPr>
+        <w:spacing w:before="100" w:beforeAutospacing="1" w:after="100" w:afterAutospacing="1" w:line="240" w:lineRule="auto"/>
+        <w:rPr>
+          <w:rFonts w:ascii="Times New Roman" w:eastAsia="Times New Roman" w:hAnsi="Times New Roman" w:cs="Times New Roman"/>
+          <w:sz w:val="24"/>
+          <w:szCs w:val="24"/>
+          <w:lang w:eastAsia="es-ES"/>
+        </w:rPr>
+      </w:pPr>
+      <w:r>
+        <w:rPr>
+          <w:rFonts w:ascii="Times New Roman" w:eastAsia="Times New Roman" w:hAnsi="Times New Roman" w:cs="Times New Roman"/>
+          <w:sz w:val="24"/>
+          <w:szCs w:val="24"/>
+          <w:lang w:eastAsia="es-ES"/>
+        </w:rPr>
+        <w:t xml:space="preserve">El </w:t>
+      </w:r>
+      <w:proofErr w:type="spellStart"/>
+      <w:r>
+        <w:rPr>
+          <w:rFonts w:ascii="Times New Roman" w:eastAsia="Times New Roman" w:hAnsi="Times New Roman" w:cs="Times New Roman"/>
+          <w:sz w:val="24"/>
+          <w:szCs w:val="24"/>
+          <w:lang w:eastAsia="es-ES"/>
+        </w:rPr>
+        <w:t>BitVector</w:t>
+      </w:r>
+      <w:proofErr w:type="spellEnd"/>
+      <w:r>
+        <w:rPr>
+          <w:rFonts w:ascii="Times New Roman" w:eastAsia="Times New Roman" w:hAnsi="Times New Roman" w:cs="Times New Roman"/>
+          <w:sz w:val="24"/>
+          <w:szCs w:val="24"/>
+          <w:lang w:eastAsia="es-ES"/>
+        </w:rPr>
+        <w:t xml:space="preserve"> </w:t>
+      </w:r>
+      <w:r>
+        <w:rPr>
+          <w:rFonts w:ascii="Courier New" w:eastAsia="Times New Roman" w:hAnsi="Courier New" w:cs="Courier New"/>
+          <w:sz w:val="20"/>
+          <w:szCs w:val="20"/>
+          <w:lang w:eastAsia="es-ES"/>
+        </w:rPr>
+        <w:t>111</w:t>
+      </w:r>
+      <w:r>
+        <w:rPr>
+          <w:rFonts w:ascii="Times New Roman" w:eastAsia="Times New Roman" w:hAnsi="Times New Roman" w:cs="Times New Roman"/>
+          <w:sz w:val="24"/>
+          <w:szCs w:val="24"/>
+          <w:lang w:eastAsia="es-ES"/>
+        </w:rPr>
+        <w:t xml:space="preserve"> que aparece en casi todas las filas confirma que </w:t>
+      </w:r>
+      <w:r>
+        <w:rPr>
+          <w:rFonts w:ascii="Times New Roman" w:eastAsia="Times New Roman" w:hAnsi="Times New Roman" w:cs="Times New Roman"/>
+          <w:b/>
+          <w:bCs/>
+          <w:sz w:val="24"/>
+          <w:szCs w:val="24"/>
+          <w:lang w:eastAsia="es-ES"/>
+        </w:rPr>
+        <w:t>3 bits se activan simultáneamente</w:t>
+      </w:r>
+      <w:r>
+        <w:rPr>
+          <w:rFonts w:ascii="Times New Roman" w:eastAsia="Times New Roman" w:hAnsi="Times New Roman" w:cs="Times New Roman"/>
+          <w:sz w:val="24"/>
+          <w:szCs w:val="24"/>
+          <w:lang w:eastAsia="es-ES"/>
+        </w:rPr>
+        <w:t xml:space="preserve"> con mucha frecuencia.</w:t>
+      </w:r>
+    </w:p>
+    <w:p>
+      <w:pPr>
+        <w:pStyle w:val="Ttulo2"/>
+      </w:pPr>
+      <w:r>
+        <w:t>¿Qué limitaciones tiene tu análisis?</w:t>
+      </w:r>
+    </w:p>
+    <w:p>
+      <w:pPr>
+        <w:pStyle w:val="whitespace-normal"/>
+        <w:numPr>
+          <w:ilvl w:val="0"/>
+          <w:numId w:val="8"/>
+        </w:numPr>
+      </w:pPr>
+      <w:r>
+        <w:rPr>
+          <w:rStyle w:val="Textoennegrita"/>
+        </w:rPr>
+        <w:t>Soporte = 1 en todo</w:t>
+      </w:r>
+      <w:r>
+        <w:t xml:space="preserve"> sugiere que las categorías son demasiado amplias o que el </w:t>
+      </w:r>
+      <w:proofErr w:type="spellStart"/>
+      <w:r>
+        <w:t>dataset</w:t>
+      </w:r>
+      <w:proofErr w:type="spellEnd"/>
+      <w:r>
+        <w:t xml:space="preserve"> no tiene suficiente variedad, lo que hace que las reglas sean poco discriminativas.</w:t>
+      </w:r>
+    </w:p>
+    <w:p>
+      <w:pPr>
+        <w:pStyle w:val="whitespace-normal"/>
+        <w:numPr>
+          <w:ilvl w:val="0"/>
+          <w:numId w:val="8"/>
+        </w:numPr>
+      </w:pPr>
+      <w:r>
+        <w:t xml:space="preserve">Solo se analizan </w:t>
+      </w:r>
+      <w:r>
+        <w:rPr>
+          <w:rStyle w:val="Textoennegrita"/>
+        </w:rPr>
+        <w:t>3 variables categorizadas</w:t>
+      </w:r>
+      <w:r>
+        <w:t xml:space="preserve">, perdiendo mucha información numérica del </w:t>
+      </w:r>
+      <w:proofErr w:type="spellStart"/>
+      <w:r>
+        <w:t>dataset</w:t>
+      </w:r>
+      <w:proofErr w:type="spellEnd"/>
+      <w:r>
+        <w:t xml:space="preserve"> original.</w:t>
+      </w:r>
+    </w:p>
+    <w:p>
+      <w:pPr>
+        <w:pStyle w:val="whitespace-normal"/>
+        <w:numPr>
+          <w:ilvl w:val="0"/>
+          <w:numId w:val="8"/>
+        </w:numPr>
+      </w:pPr>
+      <w:r>
+        <w:t xml:space="preserve">Los </w:t>
+      </w:r>
+      <w:r>
+        <w:rPr>
+          <w:rStyle w:val="Textoennegrita"/>
+        </w:rPr>
+        <w:t xml:space="preserve">umbrales de los Rule </w:t>
+      </w:r>
+      <w:proofErr w:type="spellStart"/>
+      <w:r>
+        <w:rPr>
+          <w:rStyle w:val="Textoennegrita"/>
+        </w:rPr>
+        <w:t>Engine</w:t>
+      </w:r>
+      <w:proofErr w:type="spellEnd"/>
+      <w:r>
+        <w:t xml:space="preserve"> (cómo se definieron las categorías de precio, km y potencia) condicionan completamente los resultados: si los rangos están mal definidos, las reglas de asociación no serán útiles.</w:t>
+      </w:r>
+    </w:p>
+    <w:p>
+      <w:pPr>
+        <w:pStyle w:val="whitespace-normal"/>
+        <w:numPr>
+          <w:ilvl w:val="0"/>
+          <w:numId w:val="8"/>
+        </w:numPr>
+      </w:pPr>
+      <w:r>
+        <w:t xml:space="preserve">Con categorías tan dominantes, el algoritmo </w:t>
+      </w:r>
+      <w:r>
+        <w:rPr>
+          <w:rStyle w:val="Textoennegrita"/>
+        </w:rPr>
+        <w:t>no puede distinguir perfiles minoritarios</w:t>
+      </w:r>
+      <w:r>
+        <w:t xml:space="preserve"> de coches que podrían ser igualmente interesantes.</w:t>
+      </w:r>
+    </w:p>
+    <w:p>
+      <w:pPr>
+        <w:spacing w:before="100" w:beforeAutospacing="1" w:after="100" w:afterAutospacing="1" w:line="240" w:lineRule="auto"/>
+        <w:rPr>
+          <w:rFonts w:eastAsia="Times New Roman" w:cstheme="minorHAnsi"/>
+          <w:lang w:eastAsia="es-ES"/>
+        </w:rPr>
+      </w:pPr>
     </w:p>
     <w:p>
       <w:pPr>
@@ -3732,6 +5032,453 @@
     </w:lvl>
   </w:abstractNum>
   <w:abstractNum w:abstractNumId="4" w15:restartNumberingAfterBreak="0">
+    <w:nsid w:val="667A201F"/>
+    <w:multiLevelType w:val="multilevel"/>
+    <w:tmpl w:val="EAD4594A"/>
+    <w:lvl w:ilvl="0">
+      <w:start w:val="1"/>
+      <w:numFmt w:val="bullet"/>
+      <w:lvlText w:val=""/>
+      <w:lvlJc w:val="left"/>
+      <w:pPr>
+        <w:tabs>
+          <w:tab w:val="num" w:pos="720"/>
+        </w:tabs>
+        <w:ind w:left="720" w:hanging="360"/>
+      </w:pPr>
+      <w:rPr>
+        <w:rFonts w:ascii="Symbol" w:hAnsi="Symbol" w:hint="default"/>
+        <w:sz w:val="20"/>
+      </w:rPr>
+    </w:lvl>
+    <w:lvl w:ilvl="1" w:tentative="1">
+      <w:start w:val="1"/>
+      <w:numFmt w:val="bullet"/>
+      <w:lvlText w:val="o"/>
+      <w:lvlJc w:val="left"/>
+      <w:pPr>
+        <w:tabs>
+          <w:tab w:val="num" w:pos="1440"/>
+        </w:tabs>
+        <w:ind w:left="1440" w:hanging="360"/>
+      </w:pPr>
+      <w:rPr>
+        <w:rFonts w:ascii="Courier New" w:hAnsi="Courier New" w:hint="default"/>
+        <w:sz w:val="20"/>
+      </w:rPr>
+    </w:lvl>
+    <w:lvl w:ilvl="2" w:tentative="1">
+      <w:start w:val="1"/>
+      <w:numFmt w:val="bullet"/>
+      <w:lvlText w:val=""/>
+      <w:lvlJc w:val="left"/>
+      <w:pPr>
+        <w:tabs>
+          <w:tab w:val="num" w:pos="2160"/>
+        </w:tabs>
+        <w:ind w:left="2160" w:hanging="360"/>
+      </w:pPr>
+      <w:rPr>
+        <w:rFonts w:ascii="Wingdings" w:hAnsi="Wingdings" w:hint="default"/>
+        <w:sz w:val="20"/>
+      </w:rPr>
+    </w:lvl>
+    <w:lvl w:ilvl="3" w:tentative="1">
+      <w:start w:val="1"/>
+      <w:numFmt w:val="bullet"/>
+      <w:lvlText w:val=""/>
+      <w:lvlJc w:val="left"/>
+      <w:pPr>
+        <w:tabs>
+          <w:tab w:val="num" w:pos="2880"/>
+        </w:tabs>
+        <w:ind w:left="2880" w:hanging="360"/>
+      </w:pPr>
+      <w:rPr>
+        <w:rFonts w:ascii="Wingdings" w:hAnsi="Wingdings" w:hint="default"/>
+        <w:sz w:val="20"/>
+      </w:rPr>
+    </w:lvl>
+    <w:lvl w:ilvl="4" w:tentative="1">
+      <w:start w:val="1"/>
+      <w:numFmt w:val="bullet"/>
+      <w:lvlText w:val=""/>
+      <w:lvlJc w:val="left"/>
+      <w:pPr>
+        <w:tabs>
+          <w:tab w:val="num" w:pos="3600"/>
+        </w:tabs>
+        <w:ind w:left="3600" w:hanging="360"/>
+      </w:pPr>
+      <w:rPr>
+        <w:rFonts w:ascii="Wingdings" w:hAnsi="Wingdings" w:hint="default"/>
+        <w:sz w:val="20"/>
+      </w:rPr>
+    </w:lvl>
+    <w:lvl w:ilvl="5" w:tentative="1">
+      <w:start w:val="1"/>
+      <w:numFmt w:val="bullet"/>
+      <w:lvlText w:val=""/>
+      <w:lvlJc w:val="left"/>
+      <w:pPr>
+        <w:tabs>
+          <w:tab w:val="num" w:pos="4320"/>
+        </w:tabs>
+        <w:ind w:left="4320" w:hanging="360"/>
+      </w:pPr>
+      <w:rPr>
+        <w:rFonts w:ascii="Wingdings" w:hAnsi="Wingdings" w:hint="default"/>
+        <w:sz w:val="20"/>
+      </w:rPr>
+    </w:lvl>
+    <w:lvl w:ilvl="6" w:tentative="1">
+      <w:start w:val="1"/>
+      <w:numFmt w:val="bullet"/>
+      <w:lvlText w:val=""/>
+      <w:lvlJc w:val="left"/>
+      <w:pPr>
+        <w:tabs>
+          <w:tab w:val="num" w:pos="5040"/>
+        </w:tabs>
+        <w:ind w:left="5040" w:hanging="360"/>
+      </w:pPr>
+      <w:rPr>
+        <w:rFonts w:ascii="Wingdings" w:hAnsi="Wingdings" w:hint="default"/>
+        <w:sz w:val="20"/>
+      </w:rPr>
+    </w:lvl>
+    <w:lvl w:ilvl="7" w:tentative="1">
+      <w:start w:val="1"/>
+      <w:numFmt w:val="bullet"/>
+      <w:lvlText w:val=""/>
+      <w:lvlJc w:val="left"/>
+      <w:pPr>
+        <w:tabs>
+          <w:tab w:val="num" w:pos="5760"/>
+        </w:tabs>
+        <w:ind w:left="5760" w:hanging="360"/>
+      </w:pPr>
+      <w:rPr>
+        <w:rFonts w:ascii="Wingdings" w:hAnsi="Wingdings" w:hint="default"/>
+        <w:sz w:val="20"/>
+      </w:rPr>
+    </w:lvl>
+    <w:lvl w:ilvl="8" w:tentative="1">
+      <w:start w:val="1"/>
+      <w:numFmt w:val="bullet"/>
+      <w:lvlText w:val=""/>
+      <w:lvlJc w:val="left"/>
+      <w:pPr>
+        <w:tabs>
+          <w:tab w:val="num" w:pos="6480"/>
+        </w:tabs>
+        <w:ind w:left="6480" w:hanging="360"/>
+      </w:pPr>
+      <w:rPr>
+        <w:rFonts w:ascii="Wingdings" w:hAnsi="Wingdings" w:hint="default"/>
+        <w:sz w:val="20"/>
+      </w:rPr>
+    </w:lvl>
+  </w:abstractNum>
+  <w:abstractNum w:abstractNumId="5" w15:restartNumberingAfterBreak="0">
+    <w:nsid w:val="6A1912D2"/>
+    <w:multiLevelType w:val="multilevel"/>
+    <w:tmpl w:val="62BC24DA"/>
+    <w:lvl w:ilvl="0">
+      <w:start w:val="1"/>
+      <w:numFmt w:val="bullet"/>
+      <w:lvlText w:val=""/>
+      <w:lvlJc w:val="left"/>
+      <w:pPr>
+        <w:tabs>
+          <w:tab w:val="num" w:pos="720"/>
+        </w:tabs>
+        <w:ind w:left="720" w:hanging="360"/>
+      </w:pPr>
+      <w:rPr>
+        <w:rFonts w:ascii="Symbol" w:hAnsi="Symbol" w:hint="default"/>
+        <w:sz w:val="20"/>
+      </w:rPr>
+    </w:lvl>
+    <w:lvl w:ilvl="1" w:tentative="1">
+      <w:start w:val="1"/>
+      <w:numFmt w:val="bullet"/>
+      <w:lvlText w:val="o"/>
+      <w:lvlJc w:val="left"/>
+      <w:pPr>
+        <w:tabs>
+          <w:tab w:val="num" w:pos="1440"/>
+        </w:tabs>
+        <w:ind w:left="1440" w:hanging="360"/>
+      </w:pPr>
+      <w:rPr>
+        <w:rFonts w:ascii="Courier New" w:hAnsi="Courier New" w:hint="default"/>
+        <w:sz w:val="20"/>
+      </w:rPr>
+    </w:lvl>
+    <w:lvl w:ilvl="2" w:tentative="1">
+      <w:start w:val="1"/>
+      <w:numFmt w:val="bullet"/>
+      <w:lvlText w:val=""/>
+      <w:lvlJc w:val="left"/>
+      <w:pPr>
+        <w:tabs>
+          <w:tab w:val="num" w:pos="2160"/>
+        </w:tabs>
+        <w:ind w:left="2160" w:hanging="360"/>
+      </w:pPr>
+      <w:rPr>
+        <w:rFonts w:ascii="Wingdings" w:hAnsi="Wingdings" w:hint="default"/>
+        <w:sz w:val="20"/>
+      </w:rPr>
+    </w:lvl>
+    <w:lvl w:ilvl="3" w:tentative="1">
+      <w:start w:val="1"/>
+      <w:numFmt w:val="bullet"/>
+      <w:lvlText w:val=""/>
+      <w:lvlJc w:val="left"/>
+      <w:pPr>
+        <w:tabs>
+          <w:tab w:val="num" w:pos="2880"/>
+        </w:tabs>
+        <w:ind w:left="2880" w:hanging="360"/>
+      </w:pPr>
+      <w:rPr>
+        <w:rFonts w:ascii="Wingdings" w:hAnsi="Wingdings" w:hint="default"/>
+        <w:sz w:val="20"/>
+      </w:rPr>
+    </w:lvl>
+    <w:lvl w:ilvl="4" w:tentative="1">
+      <w:start w:val="1"/>
+      <w:numFmt w:val="bullet"/>
+      <w:lvlText w:val=""/>
+      <w:lvlJc w:val="left"/>
+      <w:pPr>
+        <w:tabs>
+          <w:tab w:val="num" w:pos="3600"/>
+        </w:tabs>
+        <w:ind w:left="3600" w:hanging="360"/>
+      </w:pPr>
+      <w:rPr>
+        <w:rFonts w:ascii="Wingdings" w:hAnsi="Wingdings" w:hint="default"/>
+        <w:sz w:val="20"/>
+      </w:rPr>
+    </w:lvl>
+    <w:lvl w:ilvl="5" w:tentative="1">
+      <w:start w:val="1"/>
+      <w:numFmt w:val="bullet"/>
+      <w:lvlText w:val=""/>
+      <w:lvlJc w:val="left"/>
+      <w:pPr>
+        <w:tabs>
+          <w:tab w:val="num" w:pos="4320"/>
+        </w:tabs>
+        <w:ind w:left="4320" w:hanging="360"/>
+      </w:pPr>
+      <w:rPr>
+        <w:rFonts w:ascii="Wingdings" w:hAnsi="Wingdings" w:hint="default"/>
+        <w:sz w:val="20"/>
+      </w:rPr>
+    </w:lvl>
+    <w:lvl w:ilvl="6" w:tentative="1">
+      <w:start w:val="1"/>
+      <w:numFmt w:val="bullet"/>
+      <w:lvlText w:val=""/>
+      <w:lvlJc w:val="left"/>
+      <w:pPr>
+        <w:tabs>
+          <w:tab w:val="num" w:pos="5040"/>
+        </w:tabs>
+        <w:ind w:left="5040" w:hanging="360"/>
+      </w:pPr>
+      <w:rPr>
+        <w:rFonts w:ascii="Wingdings" w:hAnsi="Wingdings" w:hint="default"/>
+        <w:sz w:val="20"/>
+      </w:rPr>
+    </w:lvl>
+    <w:lvl w:ilvl="7" w:tentative="1">
+      <w:start w:val="1"/>
+      <w:numFmt w:val="bullet"/>
+      <w:lvlText w:val=""/>
+      <w:lvlJc w:val="left"/>
+      <w:pPr>
+        <w:tabs>
+          <w:tab w:val="num" w:pos="5760"/>
+        </w:tabs>
+        <w:ind w:left="5760" w:hanging="360"/>
+      </w:pPr>
+      <w:rPr>
+        <w:rFonts w:ascii="Wingdings" w:hAnsi="Wingdings" w:hint="default"/>
+        <w:sz w:val="20"/>
+      </w:rPr>
+    </w:lvl>
+    <w:lvl w:ilvl="8" w:tentative="1">
+      <w:start w:val="1"/>
+      <w:numFmt w:val="bullet"/>
+      <w:lvlText w:val=""/>
+      <w:lvlJc w:val="left"/>
+      <w:pPr>
+        <w:tabs>
+          <w:tab w:val="num" w:pos="6480"/>
+        </w:tabs>
+        <w:ind w:left="6480" w:hanging="360"/>
+      </w:pPr>
+      <w:rPr>
+        <w:rFonts w:ascii="Wingdings" w:hAnsi="Wingdings" w:hint="default"/>
+        <w:sz w:val="20"/>
+      </w:rPr>
+    </w:lvl>
+  </w:abstractNum>
+  <w:abstractNum w:abstractNumId="6" w15:restartNumberingAfterBreak="0">
+    <w:nsid w:val="71FC27A8"/>
+    <w:multiLevelType w:val="multilevel"/>
+    <w:tmpl w:val="36BE7CE0"/>
+    <w:lvl w:ilvl="0">
+      <w:start w:val="1"/>
+      <w:numFmt w:val="bullet"/>
+      <w:lvlText w:val=""/>
+      <w:lvlJc w:val="left"/>
+      <w:pPr>
+        <w:tabs>
+          <w:tab w:val="num" w:pos="720"/>
+        </w:tabs>
+        <w:ind w:left="720" w:hanging="360"/>
+      </w:pPr>
+      <w:rPr>
+        <w:rFonts w:ascii="Symbol" w:hAnsi="Symbol" w:hint="default"/>
+        <w:sz w:val="20"/>
+      </w:rPr>
+    </w:lvl>
+    <w:lvl w:ilvl="1" w:tentative="1">
+      <w:start w:val="1"/>
+      <w:numFmt w:val="bullet"/>
+      <w:lvlText w:val="o"/>
+      <w:lvlJc w:val="left"/>
+      <w:pPr>
+        <w:tabs>
+          <w:tab w:val="num" w:pos="1440"/>
+        </w:tabs>
+        <w:ind w:left="1440" w:hanging="360"/>
+      </w:pPr>
+      <w:rPr>
+        <w:rFonts w:ascii="Courier New" w:hAnsi="Courier New" w:hint="default"/>
+        <w:sz w:val="20"/>
+      </w:rPr>
+    </w:lvl>
+    <w:lvl w:ilvl="2" w:tentative="1">
+      <w:start w:val="1"/>
+      <w:numFmt w:val="bullet"/>
+      <w:lvlText w:val=""/>
+      <w:lvlJc w:val="left"/>
+      <w:pPr>
+        <w:tabs>
+          <w:tab w:val="num" w:pos="2160"/>
+        </w:tabs>
+        <w:ind w:left="2160" w:hanging="360"/>
+      </w:pPr>
+      <w:rPr>
+        <w:rFonts w:ascii="Wingdings" w:hAnsi="Wingdings" w:hint="default"/>
+        <w:sz w:val="20"/>
+      </w:rPr>
+    </w:lvl>
+    <w:lvl w:ilvl="3" w:tentative="1">
+      <w:start w:val="1"/>
+      <w:numFmt w:val="bullet"/>
+      <w:lvlText w:val=""/>
+      <w:lvlJc w:val="left"/>
+      <w:pPr>
+        <w:tabs>
+          <w:tab w:val="num" w:pos="2880"/>
+        </w:tabs>
+        <w:ind w:left="2880" w:hanging="360"/>
+      </w:pPr>
+      <w:rPr>
+        <w:rFonts w:ascii="Wingdings" w:hAnsi="Wingdings" w:hint="default"/>
+        <w:sz w:val="20"/>
+      </w:rPr>
+    </w:lvl>
+    <w:lvl w:ilvl="4" w:tentative="1">
+      <w:start w:val="1"/>
+      <w:numFmt w:val="bullet"/>
+      <w:lvlText w:val=""/>
+      <w:lvlJc w:val="left"/>
+      <w:pPr>
+        <w:tabs>
+          <w:tab w:val="num" w:pos="3600"/>
+        </w:tabs>
+        <w:ind w:left="3600" w:hanging="360"/>
+      </w:pPr>
+      <w:rPr>
+        <w:rFonts w:ascii="Wingdings" w:hAnsi="Wingdings" w:hint="default"/>
+        <w:sz w:val="20"/>
+      </w:rPr>
+    </w:lvl>
+    <w:lvl w:ilvl="5" w:tentative="1">
+      <w:start w:val="1"/>
+      <w:numFmt w:val="bullet"/>
+      <w:lvlText w:val=""/>
+      <w:lvlJc w:val="left"/>
+      <w:pPr>
+        <w:tabs>
+          <w:tab w:val="num" w:pos="4320"/>
+        </w:tabs>
+        <w:ind w:left="4320" w:hanging="360"/>
+      </w:pPr>
+      <w:rPr>
+        <w:rFonts w:ascii="Wingdings" w:hAnsi="Wingdings" w:hint="default"/>
+        <w:sz w:val="20"/>
+      </w:rPr>
+    </w:lvl>
+    <w:lvl w:ilvl="6" w:tentative="1">
+      <w:start w:val="1"/>
+      <w:numFmt w:val="bullet"/>
+      <w:lvlText w:val=""/>
+      <w:lvlJc w:val="left"/>
+      <w:pPr>
+        <w:tabs>
+          <w:tab w:val="num" w:pos="5040"/>
+        </w:tabs>
+        <w:ind w:left="5040" w:hanging="360"/>
+      </w:pPr>
+      <w:rPr>
+        <w:rFonts w:ascii="Wingdings" w:hAnsi="Wingdings" w:hint="default"/>
+        <w:sz w:val="20"/>
+      </w:rPr>
+    </w:lvl>
+    <w:lvl w:ilvl="7" w:tentative="1">
+      <w:start w:val="1"/>
+      <w:numFmt w:val="bullet"/>
+      <w:lvlText w:val=""/>
+      <w:lvlJc w:val="left"/>
+      <w:pPr>
+        <w:tabs>
+          <w:tab w:val="num" w:pos="5760"/>
+        </w:tabs>
+        <w:ind w:left="5760" w:hanging="360"/>
+      </w:pPr>
+      <w:rPr>
+        <w:rFonts w:ascii="Wingdings" w:hAnsi="Wingdings" w:hint="default"/>
+        <w:sz w:val="20"/>
+      </w:rPr>
+    </w:lvl>
+    <w:lvl w:ilvl="8" w:tentative="1">
+      <w:start w:val="1"/>
+      <w:numFmt w:val="bullet"/>
+      <w:lvlText w:val=""/>
+      <w:lvlJc w:val="left"/>
+      <w:pPr>
+        <w:tabs>
+          <w:tab w:val="num" w:pos="6480"/>
+        </w:tabs>
+        <w:ind w:left="6480" w:hanging="360"/>
+      </w:pPr>
+      <w:rPr>
+        <w:rFonts w:ascii="Wingdings" w:hAnsi="Wingdings" w:hint="default"/>
+        <w:sz w:val="20"/>
+      </w:rPr>
+    </w:lvl>
+  </w:abstractNum>
+  <w:abstractNum w:abstractNumId="7" w15:restartNumberingAfterBreak="0">
     <w:nsid w:val="7B8F67DB"/>
     <w:multiLevelType w:val="hybridMultilevel"/>
     <w:tmpl w:val="73947558"/>
@@ -3830,10 +5577,19 @@
     <w:abstractNumId w:val="0"/>
   </w:num>
   <w:num w:numId="4">
-    <w:abstractNumId w:val="4"/>
+    <w:abstractNumId w:val="7"/>
   </w:num>
   <w:num w:numId="5">
     <w:abstractNumId w:val="1"/>
+  </w:num>
+  <w:num w:numId="6">
+    <w:abstractNumId w:val="6"/>
+  </w:num>
+  <w:num w:numId="7">
+    <w:abstractNumId w:val="4"/>
+  </w:num>
+  <w:num w:numId="8">
+    <w:abstractNumId w:val="5"/>
   </w:num>
 </w:numbering>
 </file>
@@ -4237,6 +5993,26 @@
     <w:name w:val="Normal"/>
     <w:qFormat/>
   </w:style>
+  <w:style w:type="paragraph" w:styleId="Ttulo2">
+    <w:name w:val="heading 2"/>
+    <w:basedOn w:val="Normal"/>
+    <w:link w:val="Ttulo2Car"/>
+    <w:uiPriority w:val="9"/>
+    <w:qFormat/>
+    <w:rsid w:val="008F3097"/>
+    <w:pPr>
+      <w:spacing w:before="100" w:beforeAutospacing="1" w:after="100" w:afterAutospacing="1" w:line="240" w:lineRule="auto"/>
+      <w:outlineLvl w:val="1"/>
+    </w:pPr>
+    <w:rPr>
+      <w:rFonts w:ascii="Times New Roman" w:eastAsia="Times New Roman" w:hAnsi="Times New Roman" w:cs="Times New Roman"/>
+      <w:b/>
+      <w:bCs/>
+      <w:sz w:val="36"/>
+      <w:szCs w:val="36"/>
+      <w:lang w:eastAsia="es-ES"/>
+    </w:rPr>
+  </w:style>
   <w:style w:type="character" w:default="1" w:styleId="Fuentedeprrafopredeter">
     <w:name w:val="Default Paragraph Font"/>
     <w:uiPriority w:val="1"/>
@@ -4298,6 +6074,84 @@
       <w:rFonts w:ascii="Times New Roman" w:eastAsia="Times New Roman" w:hAnsi="Times New Roman" w:cs="Times New Roman"/>
       <w:sz w:val="24"/>
       <w:szCs w:val="24"/>
+      <w:lang w:eastAsia="es-ES"/>
+    </w:rPr>
+  </w:style>
+  <w:style w:type="character" w:styleId="CdigoHTML">
+    <w:name w:val="HTML Code"/>
+    <w:basedOn w:val="Fuentedeprrafopredeter"/>
+    <w:uiPriority w:val="99"/>
+    <w:semiHidden/>
+    <w:unhideWhenUsed/>
+    <w:rsid w:val="000413FA"/>
+    <w:rPr>
+      <w:rFonts w:ascii="Courier New" w:eastAsia="Times New Roman" w:hAnsi="Courier New" w:cs="Courier New"/>
+      <w:sz w:val="20"/>
+      <w:szCs w:val="20"/>
+    </w:rPr>
+  </w:style>
+  <w:style w:type="character" w:styleId="Textoennegrita">
+    <w:name w:val="Strong"/>
+    <w:basedOn w:val="Fuentedeprrafopredeter"/>
+    <w:uiPriority w:val="22"/>
+    <w:qFormat/>
+    <w:rsid w:val="003121A4"/>
+    <w:rPr>
+      <w:b/>
+      <w:bCs/>
+    </w:rPr>
+  </w:style>
+  <w:style w:type="paragraph" w:customStyle="1" w:styleId="font-claude-response-body">
+    <w:name w:val="font-claude-response-body"/>
+    <w:basedOn w:val="Normal"/>
+    <w:rsid w:val="003121A4"/>
+    <w:pPr>
+      <w:spacing w:before="100" w:beforeAutospacing="1" w:after="100" w:afterAutospacing="1" w:line="240" w:lineRule="auto"/>
+    </w:pPr>
+    <w:rPr>
+      <w:rFonts w:ascii="Times New Roman" w:eastAsia="Times New Roman" w:hAnsi="Times New Roman" w:cs="Times New Roman"/>
+      <w:sz w:val="24"/>
+      <w:szCs w:val="24"/>
+      <w:lang w:eastAsia="es-ES"/>
+    </w:rPr>
+  </w:style>
+  <w:style w:type="character" w:styleId="nfasis">
+    <w:name w:val="Emphasis"/>
+    <w:basedOn w:val="Fuentedeprrafopredeter"/>
+    <w:uiPriority w:val="20"/>
+    <w:qFormat/>
+    <w:rsid w:val="003121A4"/>
+    <w:rPr>
+      <w:i/>
+      <w:iCs/>
+    </w:rPr>
+  </w:style>
+  <w:style w:type="paragraph" w:customStyle="1" w:styleId="whitespace-normal">
+    <w:name w:val="whitespace-normal"/>
+    <w:basedOn w:val="Normal"/>
+    <w:rsid w:val="00902FA4"/>
+    <w:pPr>
+      <w:spacing w:before="100" w:beforeAutospacing="1" w:after="100" w:afterAutospacing="1" w:line="240" w:lineRule="auto"/>
+    </w:pPr>
+    <w:rPr>
+      <w:rFonts w:ascii="Times New Roman" w:eastAsia="Times New Roman" w:hAnsi="Times New Roman" w:cs="Times New Roman"/>
+      <w:sz w:val="24"/>
+      <w:szCs w:val="24"/>
+      <w:lang w:eastAsia="es-ES"/>
+    </w:rPr>
+  </w:style>
+  <w:style w:type="character" w:customStyle="1" w:styleId="Ttulo2Car">
+    <w:name w:val="Título 2 Car"/>
+    <w:basedOn w:val="Fuentedeprrafopredeter"/>
+    <w:link w:val="Ttulo2"/>
+    <w:uiPriority w:val="9"/>
+    <w:rsid w:val="008F3097"/>
+    <w:rPr>
+      <w:rFonts w:ascii="Times New Roman" w:eastAsia="Times New Roman" w:hAnsi="Times New Roman" w:cs="Times New Roman"/>
+      <w:b/>
+      <w:bCs/>
+      <w:sz w:val="36"/>
+      <w:szCs w:val="36"/>
       <w:lang w:eastAsia="es-ES"/>
     </w:rPr>
   </w:style>
